--- a/워드/D1_학생용_워크북.docx
+++ b/워드/D1_학생용_워크북.docx
@@ -851,6 +851,139 @@
         </w:rPr>
         <w:t>설문은 ‘무엇을 알아보려는지’가 흐리면 문항도 흐려집니다. 그것부터 한 줄로 정합니다.</w:t>
       </w:r>
+    </w:p>
+    <w:tbl>
+      <w:tblPr>
+        <w:tblW w:type="auto" w:w="0"/>
+        <w:tblLayout w:type="fixed"/>
+        <w:tblLook w:firstColumn="1" w:firstRow="1" w:lastColumn="0" w:lastRow="0" w:noHBand="0" w:noVBand="1" w:val="04A0"/>
+      </w:tblPr>
+      <w:tblGrid>
+        <w:gridCol w:w="9638"/>
+      </w:tblGrid>
+      <w:tr>
+        <w:tc>
+          <w:tcPr>
+            <w:tcW w:type="dxa" w:w="9638"/>
+            <w:shd w:val="clear" w:color="auto" w:fill="FBFCFF"/>
+            <w:tcBorders>
+              <w:top w:val="single" w:sz="8" w:space="0" w:color="C9D6EC"/>
+              <w:left w:val="single" w:sz="8" w:space="0" w:color="C9D6EC"/>
+              <w:bottom w:val="single" w:sz="8" w:space="0" w:color="C9D6EC"/>
+              <w:right w:val="single" w:sz="8" w:space="0" w:color="C9D6EC"/>
+            </w:tcBorders>
+            <w:tcMar>
+              <w:top w:w="140" w:type="dxa"/>
+              <w:left w:w="140" w:type="dxa"/>
+              <w:bottom w:w="140" w:type="dxa"/>
+              <w:right w:w="140" w:type="dxa"/>
+            </w:tcMar>
+          </w:tcPr>
+          <w:p>
+            <w:pPr>
+              <w:spacing w:after="20" w:line="312" w:lineRule="auto"/>
+            </w:pPr>
+            <w:r/>
+            <w:r>
+              <w:rPr>
+                <w:rFonts w:ascii="맑은 고딕" w:hAnsi="맑은 고딕" w:eastAsia="맑은 고딕"/>
+                <w:b/>
+                <w:sz w:val="22"/>
+              </w:rPr>
+              <w:t>이런 걸 물어보면 좋습니다</w:t>
+            </w:r>
+          </w:p>
+          <w:p>
+            <w:pPr>
+              <w:spacing w:after="20" w:line="312" w:lineRule="auto"/>
+            </w:pPr>
+            <w:r>
+              <w:rPr>
+                <w:rFonts w:ascii="맑은 고딕" w:hAnsi="맑은 고딕" w:eastAsia="맑은 고딕"/>
+                <w:sz w:val="22"/>
+              </w:rPr>
+              <w:t>· 체육대회 종목 정하기</w:t>
+            </w:r>
+          </w:p>
+          <w:p>
+            <w:pPr>
+              <w:spacing w:after="20" w:line="312" w:lineRule="auto"/>
+            </w:pPr>
+            <w:r>
+              <w:rPr>
+                <w:rFonts w:ascii="맑은 고딕" w:hAnsi="맑은 고딕" w:eastAsia="맑은 고딕"/>
+                <w:sz w:val="22"/>
+              </w:rPr>
+              <w:t>· 학급 티셔츠 색과 문구 고르기</w:t>
+            </w:r>
+          </w:p>
+          <w:p>
+            <w:pPr>
+              <w:spacing w:after="20" w:line="312" w:lineRule="auto"/>
+            </w:pPr>
+            <w:r>
+              <w:rPr>
+                <w:rFonts w:ascii="맑은 고딕" w:hAnsi="맑은 고딕" w:eastAsia="맑은 고딕"/>
+                <w:sz w:val="22"/>
+              </w:rPr>
+              <w:t>· 동아리 활동 요일·시간대 정하기</w:t>
+            </w:r>
+          </w:p>
+          <w:p>
+            <w:pPr>
+              <w:spacing w:after="20" w:line="312" w:lineRule="auto"/>
+            </w:pPr>
+            <w:r>
+              <w:rPr>
+                <w:rFonts w:ascii="맑은 고딕" w:hAnsi="맑은 고딕" w:eastAsia="맑은 고딕"/>
+                <w:sz w:val="22"/>
+              </w:rPr>
+              <w:t>· 수학여행 자유시간에 하고 싶은 것</w:t>
+            </w:r>
+          </w:p>
+          <w:p>
+            <w:pPr>
+              <w:spacing w:after="20" w:line="312" w:lineRule="auto"/>
+            </w:pPr>
+            <w:r>
+              <w:rPr>
+                <w:rFonts w:ascii="맑은 고딕" w:hAnsi="맑은 고딕" w:eastAsia="맑은 고딕"/>
+                <w:sz w:val="22"/>
+              </w:rPr>
+              <w:t>· 교실 자리 배치 방식 (제비뽑기 / 키 순 / 자율)</w:t>
+            </w:r>
+          </w:p>
+          <w:p>
+            <w:pPr>
+              <w:spacing w:after="20" w:line="312" w:lineRule="auto"/>
+            </w:pPr>
+            <w:r>
+              <w:rPr>
+                <w:rFonts w:ascii="맑은 고딕" w:hAnsi="맑은 고딕" w:eastAsia="맑은 고딕"/>
+                <w:sz w:val="22"/>
+              </w:rPr>
+              <w:t>· 급식에서 잔반이 많이 남는 메뉴</w:t>
+            </w:r>
+          </w:p>
+          <w:p>
+            <w:pPr>
+              <w:spacing w:after="20" w:line="312" w:lineRule="auto"/>
+            </w:pPr>
+            <w:r>
+              <w:rPr>
+                <w:rFonts w:ascii="맑은 고딕" w:hAnsi="맑은 고딕" w:eastAsia="맑은 고딕"/>
+                <w:sz w:val="22"/>
+              </w:rPr>
+              <w:t>※ ‘결과로 무엇을 정할지’가 분명한 것을 고르세요. ‘의견 조사’만으로는 문항이 나오지 않습니다.</w:t>
+            </w:r>
+          </w:p>
+        </w:tc>
+      </w:tr>
+    </w:tbl>
+    <w:p>
+      <w:pPr>
+        <w:spacing w:after="40"/>
+      </w:pPr>
     </w:p>
     <w:tbl>
       <w:tblPr>
@@ -1454,6 +1587,81 @@
         <w:rPr>
           <w:rFonts w:ascii="맑은 고딕" w:hAnsi="맑은 고딕" w:eastAsia="맑은 고딕"/>
           <w:b/>
+          <w:color w:val="B3590A"/>
+          <w:sz w:val="19"/>
+        </w:rPr>
+        <w:t>· 이렇게 나왔다면? — 막혔을 때 보낼 문장</w:t>
+      </w:r>
+    </w:p>
+    <w:tbl>
+      <w:tblPr>
+        <w:tblW w:type="auto" w:w="0"/>
+        <w:tblLayout w:type="fixed"/>
+        <w:tblLook w:firstColumn="1" w:firstRow="1" w:lastColumn="0" w:lastRow="0" w:noHBand="0" w:noVBand="1" w:val="04A0"/>
+      </w:tblPr>
+      <w:tblGrid>
+        <w:gridCol w:w="9638"/>
+      </w:tblGrid>
+      <w:tr>
+        <w:tc>
+          <w:tcPr>
+            <w:tcW w:type="dxa" w:w="9638"/>
+            <w:shd w:val="clear" w:color="auto" w:fill="FFFAF3"/>
+            <w:tcBorders>
+              <w:top w:val="single" w:sz="8" w:space="0" w:color="F2DFC4"/>
+              <w:left w:val="single" w:sz="8" w:space="0" w:color="F2DFC4"/>
+              <w:bottom w:val="single" w:sz="8" w:space="0" w:color="F2DFC4"/>
+              <w:right w:val="single" w:sz="8" w:space="0" w:color="F2DFC4"/>
+            </w:tcBorders>
+            <w:tcMar>
+              <w:top w:w="140" w:type="dxa"/>
+              <w:left w:w="140" w:type="dxa"/>
+              <w:bottom w:w="140" w:type="dxa"/>
+              <w:right w:w="140" w:type="dxa"/>
+            </w:tcMar>
+          </w:tcPr>
+          <w:p>
+            <w:pPr>
+              <w:spacing w:after="20" w:line="312" w:lineRule="auto"/>
+            </w:pPr>
+            <w:r/>
+            <w:r>
+              <w:rPr>
+                <w:rFonts w:ascii="맑은 고딕" w:hAnsi="맑은 고딕" w:eastAsia="맑은 고딕"/>
+                <w:b/>
+                <w:sz w:val="19"/>
+              </w:rPr>
+              <w:t>[막혔을 때] 무엇을 물어볼지 모르겠다</w:t>
+            </w:r>
+          </w:p>
+          <w:p>
+            <w:pPr>
+              <w:spacing w:after="20" w:line="312" w:lineRule="auto"/>
+            </w:pPr>
+            <w:r>
+              <w:rPr>
+                <w:rFonts w:ascii="맑은 고딕" w:hAnsi="맑은 고딕" w:eastAsia="맑은 고딕"/>
+                <w:sz w:val="19"/>
+              </w:rPr>
+              <w:t>→ 위 목록에서 하나 고르세요. 우리 반에서 실제로 정해야 하는 것이면 가장 좋습니다.</w:t>
+            </w:r>
+          </w:p>
+        </w:tc>
+      </w:tr>
+    </w:tbl>
+    <w:p>
+      <w:pPr>
+        <w:spacing w:after="40"/>
+      </w:pPr>
+    </w:p>
+    <w:p>
+      <w:pPr>
+        <w:spacing w:before="0" w:after="40"/>
+      </w:pPr>
+      <w:r>
+        <w:rPr>
+          <w:rFonts w:ascii="맑은 고딕" w:hAnsi="맑은 고딕" w:eastAsia="맑은 고딕"/>
+          <w:b/>
           <w:color w:val="5B6675"/>
           <w:sz w:val="19"/>
         </w:rPr>
@@ -1500,6 +1708,20 @@
           <w:sz w:val="20"/>
         </w:rPr>
         <w:t>☐  결과를 실제로 쓸 곳이 있다</w:t>
+      </w:r>
+    </w:p>
+    <w:p>
+      <w:pPr>
+        <w:spacing w:before="0" w:after="20"/>
+        <w:ind w:left="170"/>
+      </w:pPr>
+      <w:r>
+        <w:rPr>
+          <w:rFonts w:ascii="맑은 고딕" w:hAnsi="맑은 고딕" w:eastAsia="맑은 고딕"/>
+          <w:b w:val="0"/>
+          <w:sz w:val="20"/>
+        </w:rPr>
+        <w:t>☐  결과로 무엇을 정할지 분명하다</w:t>
       </w:r>
     </w:p>
     <w:p>
@@ -2426,6 +2648,67 @@
         <w:spacing w:after="40"/>
       </w:pPr>
     </w:p>
+    <w:tbl>
+      <w:tblPr>
+        <w:tblW w:type="auto" w:w="0"/>
+        <w:tblLayout w:type="fixed"/>
+        <w:tblLook w:firstColumn="1" w:firstRow="1" w:lastColumn="0" w:lastRow="0" w:noHBand="0" w:noVBand="1" w:val="04A0"/>
+      </w:tblPr>
+      <w:tblGrid>
+        <w:gridCol w:w="9638"/>
+      </w:tblGrid>
+      <w:tr>
+        <w:tc>
+          <w:tcPr>
+            <w:tcW w:type="dxa" w:w="9638"/>
+            <w:shd w:val="clear" w:color="auto" w:fill="FFFAF3"/>
+            <w:tcBorders>
+              <w:top w:val="single" w:sz="8" w:space="0" w:color="F2DFC4"/>
+              <w:left w:val="single" w:sz="8" w:space="0" w:color="F2DFC4"/>
+              <w:bottom w:val="single" w:sz="8" w:space="0" w:color="F2DFC4"/>
+              <w:right w:val="single" w:sz="8" w:space="0" w:color="F2DFC4"/>
+            </w:tcBorders>
+            <w:tcMar>
+              <w:top w:w="140" w:type="dxa"/>
+              <w:left w:w="140" w:type="dxa"/>
+              <w:bottom w:w="140" w:type="dxa"/>
+              <w:right w:w="140" w:type="dxa"/>
+            </w:tcMar>
+          </w:tcPr>
+          <w:p>
+            <w:pPr>
+              <w:spacing w:after="20" w:line="312" w:lineRule="auto"/>
+            </w:pPr>
+            <w:r/>
+            <w:r>
+              <w:rPr>
+                <w:rFonts w:ascii="맑은 고딕" w:hAnsi="맑은 고딕" w:eastAsia="맑은 고딕"/>
+                <w:b/>
+                <w:sz w:val="19"/>
+              </w:rPr>
+              <w:t>[막혔을 때] 질문이 5개보다 적다</w:t>
+            </w:r>
+          </w:p>
+          <w:p>
+            <w:pPr>
+              <w:spacing w:after="20" w:line="312" w:lineRule="auto"/>
+            </w:pPr>
+            <w:r>
+              <w:rPr>
+                <w:rFonts w:ascii="맑은 고딕" w:hAnsi="맑은 고딕" w:eastAsia="맑은 고딕"/>
+                <w:sz w:val="19"/>
+              </w:rPr>
+              <w:t>→ 질문이 부족해. 5개를 채워 줘.</w:t>
+            </w:r>
+          </w:p>
+        </w:tc>
+      </w:tr>
+    </w:tbl>
+    <w:p>
+      <w:pPr>
+        <w:spacing w:after="40"/>
+      </w:pPr>
+    </w:p>
     <w:p>
       <w:pPr>
         <w:spacing w:before="80" w:after="40"/>
@@ -2815,6 +3098,140 @@
         <w:rPr>
           <w:rFonts w:ascii="맑은 고딕" w:hAnsi="맑은 고딕" w:eastAsia="맑은 고딕"/>
           <w:b/>
+          <w:color w:val="5B6675"/>
+          <w:sz w:val="19"/>
+        </w:rPr>
+        <w:t>· 이런 답이 오면 정상입니다</w:t>
+      </w:r>
+    </w:p>
+    <w:tbl>
+      <w:tblPr>
+        <w:tblW w:type="auto" w:w="0"/>
+        <w:tblLayout w:type="fixed"/>
+        <w:tblLook w:firstColumn="1" w:firstRow="1" w:lastColumn="0" w:lastRow="0" w:noHBand="0" w:noVBand="1" w:val="04A0"/>
+      </w:tblPr>
+      <w:tblGrid>
+        <w:gridCol w:w="9638"/>
+      </w:tblGrid>
+      <w:tr>
+        <w:tc>
+          <w:tcPr>
+            <w:tcW w:type="dxa" w:w="9638"/>
+            <w:shd w:val="clear" w:color="auto" w:fill="FAFBFD"/>
+            <w:tcBorders>
+              <w:top w:val="single" w:sz="8" w:space="0" w:color="E2E6EC"/>
+              <w:left w:val="single" w:sz="8" w:space="0" w:color="E2E6EC"/>
+              <w:bottom w:val="single" w:sz="8" w:space="0" w:color="E2E6EC"/>
+              <w:right w:val="single" w:sz="8" w:space="0" w:color="E2E6EC"/>
+            </w:tcBorders>
+            <w:tcMar>
+              <w:top w:w="140" w:type="dxa"/>
+              <w:left w:w="140" w:type="dxa"/>
+              <w:bottom w:w="140" w:type="dxa"/>
+              <w:right w:w="140" w:type="dxa"/>
+            </w:tcMar>
+          </w:tcPr>
+          <w:p>
+            <w:pPr>
+              <w:spacing w:after="20" w:line="312" w:lineRule="auto"/>
+            </w:pPr>
+            <w:r/>
+            <w:r>
+              <w:rPr>
+                <w:rFonts w:ascii="맑은 고딕" w:hAnsi="맑은 고딕" w:eastAsia="맑은 고딕"/>
+                <w:sz w:val="18"/>
+              </w:rPr>
+              <w:t>알겠습니다. 정리하면 이렇습니다.</w:t>
+            </w:r>
+          </w:p>
+          <w:p>
+            <w:pPr>
+              <w:spacing w:after="20" w:line="312" w:lineRule="auto"/>
+            </w:pPr>
+            <w:r>
+              <w:rPr>
+                <w:rFonts w:ascii="맑은 고딕" w:hAnsi="맑은 고딕" w:eastAsia="맑은 고딕"/>
+                <w:sz w:val="18"/>
+              </w:rPr>
+              <w:t>- 하나만 고르기</w:t>
+            </w:r>
+          </w:p>
+          <w:p>
+            <w:pPr>
+              <w:spacing w:after="20" w:line="312" w:lineRule="auto"/>
+            </w:pPr>
+            <w:r>
+              <w:rPr>
+                <w:rFonts w:ascii="맑은 고딕" w:hAnsi="맑은 고딕" w:eastAsia="맑은 고딕"/>
+                <w:sz w:val="18"/>
+              </w:rPr>
+              <w:t>- 후보는 미리 정해진 4개</w:t>
+            </w:r>
+          </w:p>
+          <w:p>
+            <w:pPr>
+              <w:spacing w:after="20" w:line="312" w:lineRule="auto"/>
+            </w:pPr>
+            <w:r>
+              <w:rPr>
+                <w:rFonts w:ascii="맑은 고딕" w:hAnsi="맑은 고딕" w:eastAsia="맑은 고딕"/>
+                <w:sz w:val="18"/>
+              </w:rPr>
+              <w:t>- 익명 (이름·학번을 묻지 않음)</w:t>
+            </w:r>
+          </w:p>
+          <w:p>
+            <w:pPr>
+              <w:spacing w:after="20" w:line="312" w:lineRule="auto"/>
+            </w:pPr>
+            <w:r>
+              <w:rPr>
+                <w:rFonts w:ascii="맑은 고딕" w:hAnsi="맑은 고딕" w:eastAsia="맑은 고딕"/>
+                <w:sz w:val="18"/>
+              </w:rPr>
+              <w:t>- 건너뛰기 없이 모두 답하기</w:t>
+            </w:r>
+          </w:p>
+          <w:p>
+            <w:pPr>
+              <w:spacing w:after="20" w:line="312" w:lineRule="auto"/>
+            </w:pPr>
+            <w:r>
+              <w:rPr>
+                <w:rFonts w:ascii="맑은 고딕" w:hAnsi="맑은 고딕" w:eastAsia="맑은 고딕"/>
+                <w:sz w:val="18"/>
+              </w:rPr>
+              <w:t>- 결과는 학급 회의에서 공개</w:t>
+            </w:r>
+          </w:p>
+          <w:p>
+            <w:pPr>
+              <w:spacing w:after="20" w:line="312" w:lineRule="auto"/>
+            </w:pPr>
+            <w:r>
+              <w:rPr>
+                <w:rFonts w:ascii="맑은 고딕" w:hAnsi="맑은 고딕" w:eastAsia="맑은 고딕"/>
+                <w:sz w:val="18"/>
+              </w:rPr>
+              <w:t>이 조건으로 문항을 만들겠습니다.</w:t>
+            </w:r>
+          </w:p>
+        </w:tc>
+      </w:tr>
+    </w:tbl>
+    <w:p>
+      <w:pPr>
+        <w:spacing w:after="40"/>
+      </w:pPr>
+    </w:p>
+    <w:p>
+      <w:pPr>
+        <w:spacing w:before="0" w:after="40"/>
+      </w:pPr>
+      <w:r>
+        <w:rPr>
+          <w:rFonts w:ascii="맑은 고딕" w:hAnsi="맑은 고딕" w:eastAsia="맑은 고딕"/>
+          <w:b/>
           <w:color w:val="B3590A"/>
           <w:sz w:val="19"/>
         </w:rPr>
@@ -3466,6 +3883,67 @@
         <w:spacing w:after="40"/>
       </w:pPr>
     </w:p>
+    <w:tbl>
+      <w:tblPr>
+        <w:tblW w:type="auto" w:w="0"/>
+        <w:tblLayout w:type="fixed"/>
+        <w:tblLook w:firstColumn="1" w:firstRow="1" w:lastColumn="0" w:lastRow="0" w:noHBand="0" w:noVBand="1" w:val="04A0"/>
+      </w:tblPr>
+      <w:tblGrid>
+        <w:gridCol w:w="9638"/>
+      </w:tblGrid>
+      <w:tr>
+        <w:tc>
+          <w:tcPr>
+            <w:tcW w:type="dxa" w:w="9638"/>
+            <w:shd w:val="clear" w:color="auto" w:fill="FFFAF3"/>
+            <w:tcBorders>
+              <w:top w:val="single" w:sz="8" w:space="0" w:color="F2DFC4"/>
+              <w:left w:val="single" w:sz="8" w:space="0" w:color="F2DFC4"/>
+              <w:bottom w:val="single" w:sz="8" w:space="0" w:color="F2DFC4"/>
+              <w:right w:val="single" w:sz="8" w:space="0" w:color="F2DFC4"/>
+            </w:tcBorders>
+            <w:tcMar>
+              <w:top w:w="140" w:type="dxa"/>
+              <w:left w:w="140" w:type="dxa"/>
+              <w:bottom w:w="140" w:type="dxa"/>
+              <w:right w:w="140" w:type="dxa"/>
+            </w:tcMar>
+          </w:tcPr>
+          <w:p>
+            <w:pPr>
+              <w:spacing w:after="20" w:line="312" w:lineRule="auto"/>
+            </w:pPr>
+            <w:r/>
+            <w:r>
+              <w:rPr>
+                <w:rFonts w:ascii="맑은 고딕" w:hAnsi="맑은 고딕" w:eastAsia="맑은 고딕"/>
+                <w:b/>
+                <w:sz w:val="19"/>
+              </w:rPr>
+              <w:t>[막혔을 때] 몇 문항이 적당한지 모르겠다</w:t>
+            </w:r>
+          </w:p>
+          <w:p>
+            <w:pPr>
+              <w:spacing w:after="20" w:line="312" w:lineRule="auto"/>
+            </w:pPr>
+            <w:r>
+              <w:rPr>
+                <w:rFonts w:ascii="맑은 고딕" w:hAnsi="맑은 고딕" w:eastAsia="맑은 고딕"/>
+                <w:sz w:val="19"/>
+              </w:rPr>
+              <w:t>→ 답하는 데 2분을 넘기지 않는 것이 기준입니다. 보통 5~8문항입니다.</w:t>
+            </w:r>
+          </w:p>
+        </w:tc>
+      </w:tr>
+    </w:tbl>
+    <w:p>
+      <w:pPr>
+        <w:spacing w:after="40"/>
+      </w:pPr>
+    </w:p>
     <w:p>
       <w:pPr>
         <w:spacing w:before="80" w:after="40"/>
@@ -3602,6 +4080,20 @@
           <w:sz w:val="20"/>
         </w:rPr>
         <w:t>☐  방식(하나 고르기 등)이 붙어 있다</w:t>
+      </w:r>
+    </w:p>
+    <w:p>
+      <w:pPr>
+        <w:spacing w:before="0" w:after="20"/>
+        <w:ind w:left="170"/>
+      </w:pPr>
+      <w:r>
+        <w:rPr>
+          <w:rFonts w:ascii="맑은 고딕" w:hAnsi="맑은 고딕" w:eastAsia="맑은 고딕"/>
+          <w:b w:val="0"/>
+          <w:sz w:val="20"/>
+        </w:rPr>
+        <w:t>☐  답하는 데 2분을 넘기지 않는다</w:t>
       </w:r>
     </w:p>
     <w:p>
@@ -3831,6 +4323,116 @@
                 <w:sz w:val="20"/>
               </w:rPr>
               <w:t>이 구성을 최종본으로 하자. 앞으로 만드는 문항은 이 목록을 벗어나지 마.</w:t>
+            </w:r>
+          </w:p>
+        </w:tc>
+      </w:tr>
+    </w:tbl>
+    <w:p>
+      <w:pPr>
+        <w:spacing w:after="40"/>
+      </w:pPr>
+    </w:p>
+    <w:p>
+      <w:pPr>
+        <w:spacing w:before="0" w:after="40"/>
+      </w:pPr>
+      <w:r>
+        <w:rPr>
+          <w:rFonts w:ascii="맑은 고딕" w:hAnsi="맑은 고딕" w:eastAsia="맑은 고딕"/>
+          <w:b/>
+          <w:color w:val="5B6675"/>
+          <w:sz w:val="19"/>
+        </w:rPr>
+        <w:t>· 이런 답이 오면 정상입니다</w:t>
+      </w:r>
+    </w:p>
+    <w:tbl>
+      <w:tblPr>
+        <w:tblW w:type="auto" w:w="0"/>
+        <w:tblLayout w:type="fixed"/>
+        <w:tblLook w:firstColumn="1" w:firstRow="1" w:lastColumn="0" w:lastRow="0" w:noHBand="0" w:noVBand="1" w:val="04A0"/>
+      </w:tblPr>
+      <w:tblGrid>
+        <w:gridCol w:w="9638"/>
+      </w:tblGrid>
+      <w:tr>
+        <w:tc>
+          <w:tcPr>
+            <w:tcW w:type="dxa" w:w="9638"/>
+            <w:shd w:val="clear" w:color="auto" w:fill="FAFBFD"/>
+            <w:tcBorders>
+              <w:top w:val="single" w:sz="8" w:space="0" w:color="E2E6EC"/>
+              <w:left w:val="single" w:sz="8" w:space="0" w:color="E2E6EC"/>
+              <w:bottom w:val="single" w:sz="8" w:space="0" w:color="E2E6EC"/>
+              <w:right w:val="single" w:sz="8" w:space="0" w:color="E2E6EC"/>
+            </w:tcBorders>
+            <w:tcMar>
+              <w:top w:w="140" w:type="dxa"/>
+              <w:left w:w="140" w:type="dxa"/>
+              <w:bottom w:w="140" w:type="dxa"/>
+              <w:right w:w="140" w:type="dxa"/>
+            </w:tcMar>
+          </w:tcPr>
+          <w:p>
+            <w:pPr>
+              <w:spacing w:after="20" w:line="312" w:lineRule="auto"/>
+            </w:pPr>
+            <w:r/>
+            <w:r>
+              <w:rPr>
+                <w:rFonts w:ascii="맑은 고딕" w:hAnsi="맑은 고딕" w:eastAsia="맑은 고딕"/>
+                <w:sz w:val="18"/>
+              </w:rPr>
+              <w:t>고친 구성입니다.</w:t>
+            </w:r>
+          </w:p>
+          <w:p>
+            <w:pPr>
+              <w:spacing w:after="20" w:line="312" w:lineRule="auto"/>
+            </w:pPr>
+            <w:r>
+              <w:rPr>
+                <w:rFonts w:ascii="맑은 고딕" w:hAnsi="맑은 고딕" w:eastAsia="맑은 고딕"/>
+                <w:sz w:val="18"/>
+              </w:rPr>
+              <w:t>1. 가장 하고 싶은 종목 — 하나 고르기</w:t>
+            </w:r>
+          </w:p>
+          <w:p>
+            <w:pPr>
+              <w:spacing w:after="20" w:line="312" w:lineRule="auto"/>
+            </w:pPr>
+            <w:r>
+              <w:rPr>
+                <w:rFonts w:ascii="맑은 고딕" w:hAnsi="맑은 고딕" w:eastAsia="맑은 고딕"/>
+                <w:sz w:val="18"/>
+              </w:rPr>
+              <w:t>2. 절대 하기 싫은 종목 — 하나 고르기</w:t>
+            </w:r>
+          </w:p>
+          <w:p>
+            <w:pPr>
+              <w:spacing w:after="20" w:line="312" w:lineRule="auto"/>
+            </w:pPr>
+            <w:r>
+              <w:rPr>
+                <w:rFonts w:ascii="맑은 고딕" w:hAnsi="맑은 고딕" w:eastAsia="맑은 고딕"/>
+                <w:sz w:val="18"/>
+              </w:rPr>
+              <w:t>3. 참여 의향 — 5점 척도</w:t>
+            </w:r>
+          </w:p>
+          <w:p>
+            <w:pPr>
+              <w:spacing w:after="20" w:line="312" w:lineRule="auto"/>
+            </w:pPr>
+            <w:r>
+              <w:rPr>
+                <w:rFonts w:ascii="맑은 고딕" w:hAnsi="맑은 고딕" w:eastAsia="맑은 고딕"/>
+                <w:sz w:val="18"/>
+              </w:rPr>
+              <w:t>(가장 중요한 문항을 1번으로 올렸고, ‘고른 이유’와 ‘기타 의견’을 뺐습니다.)</w:t>
             </w:r>
           </w:p>
         </w:tc>
@@ -4572,6 +5174,67 @@
         <w:spacing w:after="40"/>
       </w:pPr>
     </w:p>
+    <w:tbl>
+      <w:tblPr>
+        <w:tblW w:type="auto" w:w="0"/>
+        <w:tblLayout w:type="fixed"/>
+        <w:tblLook w:firstColumn="1" w:firstRow="1" w:lastColumn="0" w:lastRow="0" w:noHBand="0" w:noVBand="1" w:val="04A0"/>
+      </w:tblPr>
+      <w:tblGrid>
+        <w:gridCol w:w="9638"/>
+      </w:tblGrid>
+      <w:tr>
+        <w:tc>
+          <w:tcPr>
+            <w:tcW w:type="dxa" w:w="9638"/>
+            <w:shd w:val="clear" w:color="auto" w:fill="FFFAF3"/>
+            <w:tcBorders>
+              <w:top w:val="single" w:sz="8" w:space="0" w:color="F2DFC4"/>
+              <w:left w:val="single" w:sz="8" w:space="0" w:color="F2DFC4"/>
+              <w:bottom w:val="single" w:sz="8" w:space="0" w:color="F2DFC4"/>
+              <w:right w:val="single" w:sz="8" w:space="0" w:color="F2DFC4"/>
+            </w:tcBorders>
+            <w:tcMar>
+              <w:top w:w="140" w:type="dxa"/>
+              <w:left w:w="140" w:type="dxa"/>
+              <w:bottom w:w="140" w:type="dxa"/>
+              <w:right w:w="140" w:type="dxa"/>
+            </w:tcMar>
+          </w:tcPr>
+          <w:p>
+            <w:pPr>
+              <w:spacing w:after="20" w:line="312" w:lineRule="auto"/>
+            </w:pPr>
+            <w:r/>
+            <w:r>
+              <w:rPr>
+                <w:rFonts w:ascii="맑은 고딕" w:hAnsi="맑은 고딕" w:eastAsia="맑은 고딕"/>
+                <w:b/>
+                <w:sz w:val="19"/>
+              </w:rPr>
+              <w:t>[막혔을 때] 안내문에 무엇을 넣어야 하나</w:t>
+            </w:r>
+          </w:p>
+          <w:p>
+            <w:pPr>
+              <w:spacing w:after="20" w:line="312" w:lineRule="auto"/>
+            </w:pPr>
+            <w:r>
+              <w:rPr>
+                <w:rFonts w:ascii="맑은 고딕" w:hAnsi="맑은 고딕" w:eastAsia="맑은 고딕"/>
+                <w:sz w:val="19"/>
+              </w:rPr>
+              <w:t>→ 세 가지면 됩니다 — 왜 걷는지, 이름을 묻지 않는다는 것, 몇 분 걸리는지.</w:t>
+            </w:r>
+          </w:p>
+        </w:tc>
+      </w:tr>
+    </w:tbl>
+    <w:p>
+      <w:pPr>
+        <w:spacing w:after="40"/>
+      </w:pPr>
+    </w:p>
     <w:p>
       <w:pPr>
         <w:spacing w:before="80" w:after="40"/>
@@ -4741,6 +5404,20 @@
       </w:r>
     </w:p>
     <w:p>
+      <w:pPr>
+        <w:spacing w:before="0" w:after="20"/>
+        <w:ind w:left="170"/>
+      </w:pPr>
+      <w:r>
+        <w:rPr>
+          <w:rFonts w:ascii="맑은 고딕" w:hAnsi="맑은 고딕" w:eastAsia="맑은 고딕"/>
+          <w:b w:val="0"/>
+          <w:sz w:val="20"/>
+        </w:rPr>
+        <w:t>☐  안내문에 왜 걷는지가 들어 있다</w:t>
+      </w:r>
+    </w:p>
+    <w:p>
       <w:r>
         <w:br w:type="page"/>
       </w:r>
@@ -4779,6 +5456,115 @@
         </w:rPr>
         <w:t>한 번에 하나씩. 무엇이 어떻게 문제인지 말해야 고쳐집니다.</w:t>
       </w:r>
+    </w:p>
+    <w:tbl>
+      <w:tblPr>
+        <w:tblW w:type="auto" w:w="0"/>
+        <w:tblLayout w:type="fixed"/>
+        <w:tblLook w:firstColumn="1" w:firstRow="1" w:lastColumn="0" w:lastRow="0" w:noHBand="0" w:noVBand="1" w:val="04A0"/>
+      </w:tblPr>
+      <w:tblGrid>
+        <w:gridCol w:w="9638"/>
+      </w:tblGrid>
+      <w:tr>
+        <w:tc>
+          <w:tcPr>
+            <w:tcW w:type="dxa" w:w="9638"/>
+            <w:shd w:val="clear" w:color="auto" w:fill="FBFCFF"/>
+            <w:tcBorders>
+              <w:top w:val="single" w:sz="8" w:space="0" w:color="C9D6EC"/>
+              <w:left w:val="single" w:sz="8" w:space="0" w:color="C9D6EC"/>
+              <w:bottom w:val="single" w:sz="8" w:space="0" w:color="C9D6EC"/>
+              <w:right w:val="single" w:sz="8" w:space="0" w:color="C9D6EC"/>
+            </w:tcBorders>
+            <w:tcMar>
+              <w:top w:w="140" w:type="dxa"/>
+              <w:left w:w="140" w:type="dxa"/>
+              <w:bottom w:w="140" w:type="dxa"/>
+              <w:right w:w="140" w:type="dxa"/>
+            </w:tcMar>
+          </w:tcPr>
+          <w:p>
+            <w:pPr>
+              <w:spacing w:after="20" w:line="312" w:lineRule="auto"/>
+            </w:pPr>
+            <w:r/>
+            <w:r>
+              <w:rPr>
+                <w:rFonts w:ascii="맑은 고딕" w:hAnsi="맑은 고딕" w:eastAsia="맑은 고딕"/>
+                <w:b/>
+                <w:sz w:val="22"/>
+              </w:rPr>
+              <w:t>보기가 겹친다는 것</w:t>
+            </w:r>
+          </w:p>
+          <w:p>
+            <w:pPr>
+              <w:spacing w:after="20" w:line="312" w:lineRule="auto"/>
+            </w:pPr>
+            <w:r>
+              <w:rPr>
+                <w:rFonts w:ascii="맑은 고딕" w:hAnsi="맑은 고딕" w:eastAsia="맑은 고딕"/>
+                <w:sz w:val="22"/>
+              </w:rPr>
+              <w:t>✕ ① 운동 ② 피구 ③ 배드민턴 — ‘운동’이 나머지를 포함합니다</w:t>
+            </w:r>
+          </w:p>
+          <w:p>
+            <w:pPr>
+              <w:spacing w:after="20" w:line="312" w:lineRule="auto"/>
+            </w:pPr>
+            <w:r>
+              <w:rPr>
+                <w:rFonts w:ascii="맑은 고딕" w:hAnsi="맑은 고딕" w:eastAsia="맑은 고딕"/>
+                <w:sz w:val="22"/>
+              </w:rPr>
+              <w:t>✕ ① 오전 ② 점심시간 ③ 오후 — 점심시간이 오전·오후와 겹칩니다</w:t>
+            </w:r>
+          </w:p>
+          <w:p>
+            <w:pPr>
+              <w:spacing w:after="20" w:line="312" w:lineRule="auto"/>
+            </w:pPr>
+            <w:r>
+              <w:rPr>
+                <w:rFonts w:ascii="맑은 고딕" w:hAnsi="맑은 고딕" w:eastAsia="맑은 고딕"/>
+                <w:sz w:val="22"/>
+              </w:rPr>
+              <w:t>✕ ① 재미있다 ② 활동적이다 — 답하는 사람이 둘 다 맞다고 느낍니다</w:t>
+            </w:r>
+          </w:p>
+          <w:p>
+            <w:pPr>
+              <w:spacing w:after="20" w:line="312" w:lineRule="auto"/>
+            </w:pPr>
+            <w:r>
+              <w:rPr>
+                <w:rFonts w:ascii="맑은 고딕" w:hAnsi="맑은 고딕" w:eastAsia="맑은 고딕"/>
+                <w:sz w:val="22"/>
+              </w:rPr>
+              <w:t>○ ① 피구 ② 배드민턴 ③ 줄다리기 ④ 계주 ⑤ 잘 모르겠다</w:t>
+            </w:r>
+          </w:p>
+          <w:p>
+            <w:pPr>
+              <w:spacing w:after="20" w:line="312" w:lineRule="auto"/>
+            </w:pPr>
+            <w:r>
+              <w:rPr>
+                <w:rFonts w:ascii="맑은 고딕" w:hAnsi="맑은 고딕" w:eastAsia="맑은 고딕"/>
+                <w:sz w:val="22"/>
+              </w:rPr>
+              <w:t>※ 보기는 서로 겹치지 않고, 고를 것이 빠져 있지도 않아야 합니다.</w:t>
+            </w:r>
+          </w:p>
+        </w:tc>
+      </w:tr>
+    </w:tbl>
+    <w:p>
+      <w:pPr>
+        <w:spacing w:after="40"/>
+      </w:pPr>
     </w:p>
     <w:p>
       <w:pPr>
@@ -5052,6 +5838,67 @@
         <w:spacing w:after="40"/>
       </w:pPr>
     </w:p>
+    <w:tbl>
+      <w:tblPr>
+        <w:tblW w:type="auto" w:w="0"/>
+        <w:tblLayout w:type="fixed"/>
+        <w:tblLook w:firstColumn="1" w:firstRow="1" w:lastColumn="0" w:lastRow="0" w:noHBand="0" w:noVBand="1" w:val="04A0"/>
+      </w:tblPr>
+      <w:tblGrid>
+        <w:gridCol w:w="9638"/>
+      </w:tblGrid>
+      <w:tr>
+        <w:tc>
+          <w:tcPr>
+            <w:tcW w:type="dxa" w:w="9638"/>
+            <w:shd w:val="clear" w:color="auto" w:fill="FFFAF3"/>
+            <w:tcBorders>
+              <w:top w:val="single" w:sz="8" w:space="0" w:color="F2DFC4"/>
+              <w:left w:val="single" w:sz="8" w:space="0" w:color="F2DFC4"/>
+              <w:bottom w:val="single" w:sz="8" w:space="0" w:color="F2DFC4"/>
+              <w:right w:val="single" w:sz="8" w:space="0" w:color="F2DFC4"/>
+            </w:tcBorders>
+            <w:tcMar>
+              <w:top w:w="140" w:type="dxa"/>
+              <w:left w:w="140" w:type="dxa"/>
+              <w:bottom w:w="140" w:type="dxa"/>
+              <w:right w:w="140" w:type="dxa"/>
+            </w:tcMar>
+          </w:tcPr>
+          <w:p>
+            <w:pPr>
+              <w:spacing w:after="20" w:line="312" w:lineRule="auto"/>
+            </w:pPr>
+            <w:r/>
+            <w:r>
+              <w:rPr>
+                <w:rFonts w:ascii="맑은 고딕" w:hAnsi="맑은 고딕" w:eastAsia="맑은 고딕"/>
+                <w:b/>
+                <w:sz w:val="19"/>
+              </w:rPr>
+              <w:t>[막혔을 때] 어려운 낱말이 무엇인지 모르겠다</w:t>
+            </w:r>
+          </w:p>
+          <w:p>
+            <w:pPr>
+              <w:spacing w:after="20" w:line="312" w:lineRule="auto"/>
+            </w:pPr>
+            <w:r>
+              <w:rPr>
+                <w:rFonts w:ascii="맑은 고딕" w:hAnsi="맑은 고딕" w:eastAsia="맑은 고딕"/>
+                <w:sz w:val="19"/>
+              </w:rPr>
+              <w:t>→ 이 문항에서 중학생이 모를 만한 낱말을 찾아서 쉬운 말로 바꿔 줘.</w:t>
+            </w:r>
+          </w:p>
+        </w:tc>
+      </w:tr>
+    </w:tbl>
+    <w:p>
+      <w:pPr>
+        <w:spacing w:after="40"/>
+      </w:pPr>
+    </w:p>
     <w:p>
       <w:pPr>
         <w:spacing w:before="80" w:after="40"/>
@@ -5381,6 +6228,189 @@
         <w:spacing w:after="40"/>
       </w:pPr>
     </w:p>
+    <w:tbl>
+      <w:tblPr>
+        <w:tblW w:type="auto" w:w="0"/>
+        <w:tblLayout w:type="fixed"/>
+        <w:tblLook w:firstColumn="1" w:firstRow="1" w:lastColumn="0" w:lastRow="0" w:noHBand="0" w:noVBand="1" w:val="04A0"/>
+      </w:tblPr>
+      <w:tblGrid>
+        <w:gridCol w:w="9638"/>
+      </w:tblGrid>
+      <w:tr>
+        <w:tc>
+          <w:tcPr>
+            <w:tcW w:type="dxa" w:w="9638"/>
+            <w:shd w:val="clear" w:color="auto" w:fill="F8FBFF"/>
+            <w:tcBorders>
+              <w:top w:val="single" w:sz="8" w:space="0" w:color="D7E2F5"/>
+              <w:left w:val="single" w:sz="8" w:space="0" w:color="D7E2F5"/>
+              <w:bottom w:val="single" w:sz="8" w:space="0" w:color="D7E2F5"/>
+              <w:right w:val="single" w:sz="8" w:space="0" w:color="D7E2F5"/>
+            </w:tcBorders>
+            <w:tcMar>
+              <w:top w:w="140" w:type="dxa"/>
+              <w:left w:w="140" w:type="dxa"/>
+              <w:bottom w:w="140" w:type="dxa"/>
+              <w:right w:w="140" w:type="dxa"/>
+            </w:tcMar>
+          </w:tcPr>
+          <w:p>
+            <w:pPr>
+              <w:spacing w:after="20" w:line="312" w:lineRule="auto"/>
+            </w:pPr>
+            <w:r/>
+            <w:r>
+              <w:rPr>
+                <w:rFonts w:ascii="맑은 고딕" w:hAnsi="맑은 고딕" w:eastAsia="맑은 고딕"/>
+                <w:b/>
+                <w:sz w:val="20"/>
+              </w:rPr>
+              <w:t>③ 보기만</w:t>
+            </w:r>
+          </w:p>
+          <w:p>
+            <w:pPr>
+              <w:spacing w:after="20" w:line="312" w:lineRule="auto"/>
+            </w:pPr>
+            <w:r>
+              <w:rPr>
+                <w:rFonts w:ascii="맑은 고딕" w:hAnsi="맑은 고딕" w:eastAsia="맑은 고딕"/>
+                <w:sz w:val="20"/>
+              </w:rPr>
+              <w:t>4번 문항의 보기만 고쳐 주세요. ‘잘 모르겠다’를 넣고, 나머지 보기는 그대로 두세요.</w:t>
+            </w:r>
+          </w:p>
+          <w:p>
+            <w:pPr>
+              <w:spacing w:after="20" w:line="312" w:lineRule="auto"/>
+            </w:pPr>
+            <w:r>
+              <w:rPr>
+                <w:rFonts w:ascii="맑은 고딕" w:hAnsi="맑은 고딕" w:eastAsia="맑은 고딕"/>
+                <w:sz w:val="20"/>
+              </w:rPr>
+              <w:t>문항 문장은 건드리지 마세요.</w:t>
+            </w:r>
+          </w:p>
+        </w:tc>
+      </w:tr>
+    </w:tbl>
+    <w:p>
+      <w:pPr>
+        <w:spacing w:after="40"/>
+      </w:pPr>
+    </w:p>
+    <w:p>
+      <w:pPr>
+        <w:spacing w:before="0" w:after="40"/>
+      </w:pPr>
+      <w:r>
+        <w:rPr>
+          <w:rFonts w:ascii="맑은 고딕" w:hAnsi="맑은 고딕" w:eastAsia="맑은 고딕"/>
+          <w:b/>
+          <w:color w:val="5B6675"/>
+          <w:sz w:val="19"/>
+        </w:rPr>
+        <w:t>· 이런 답이 오면 정상입니다</w:t>
+      </w:r>
+    </w:p>
+    <w:tbl>
+      <w:tblPr>
+        <w:tblW w:type="auto" w:w="0"/>
+        <w:tblLayout w:type="fixed"/>
+        <w:tblLook w:firstColumn="1" w:firstRow="1" w:lastColumn="0" w:lastRow="0" w:noHBand="0" w:noVBand="1" w:val="04A0"/>
+      </w:tblPr>
+      <w:tblGrid>
+        <w:gridCol w:w="9638"/>
+      </w:tblGrid>
+      <w:tr>
+        <w:tc>
+          <w:tcPr>
+            <w:tcW w:type="dxa" w:w="9638"/>
+            <w:shd w:val="clear" w:color="auto" w:fill="FAFBFD"/>
+            <w:tcBorders>
+              <w:top w:val="single" w:sz="8" w:space="0" w:color="E2E6EC"/>
+              <w:left w:val="single" w:sz="8" w:space="0" w:color="E2E6EC"/>
+              <w:bottom w:val="single" w:sz="8" w:space="0" w:color="E2E6EC"/>
+              <w:right w:val="single" w:sz="8" w:space="0" w:color="E2E6EC"/>
+            </w:tcBorders>
+            <w:tcMar>
+              <w:top w:w="140" w:type="dxa"/>
+              <w:left w:w="140" w:type="dxa"/>
+              <w:bottom w:w="140" w:type="dxa"/>
+              <w:right w:w="140" w:type="dxa"/>
+            </w:tcMar>
+          </w:tcPr>
+          <w:p>
+            <w:pPr>
+              <w:spacing w:after="20" w:line="312" w:lineRule="auto"/>
+            </w:pPr>
+            <w:r/>
+            <w:r>
+              <w:rPr>
+                <w:rFonts w:ascii="맑은 고딕" w:hAnsi="맑은 고딕" w:eastAsia="맑은 고딕"/>
+                <w:sz w:val="18"/>
+              </w:rPr>
+              <w:t>3번 문항만 고쳤습니다.</w:t>
+            </w:r>
+          </w:p>
+          <w:p>
+            <w:pPr>
+              <w:spacing w:after="20" w:line="312" w:lineRule="auto"/>
+            </w:pPr>
+            <w:r>
+              <w:rPr>
+                <w:rFonts w:ascii="맑은 고딕" w:hAnsi="맑은 고딕" w:eastAsia="맑은 고딕"/>
+                <w:sz w:val="18"/>
+              </w:rPr>
+              <w:t>(전) 체육대회에 참여하기 싫습니까?</w:t>
+            </w:r>
+          </w:p>
+          <w:p>
+            <w:pPr>
+              <w:spacing w:after="20" w:line="312" w:lineRule="auto"/>
+            </w:pPr>
+            <w:r>
+              <w:rPr>
+                <w:rFonts w:ascii="맑은 고딕" w:hAnsi="맑은 고딕" w:eastAsia="맑은 고딕"/>
+                <w:sz w:val="18"/>
+              </w:rPr>
+              <w:t>(후) 체육대회 참여에 대해 어떻게 생각하십니까?</w:t>
+            </w:r>
+          </w:p>
+          <w:p>
+            <w:pPr>
+              <w:spacing w:after="20" w:line="312" w:lineRule="auto"/>
+            </w:pPr>
+            <w:r>
+              <w:rPr>
+                <w:rFonts w:ascii="맑은 고딕" w:hAnsi="맑은 고딕" w:eastAsia="맑은 고딕"/>
+                <w:sz w:val="18"/>
+              </w:rPr>
+              <w:t xml:space="preserve">     ① 매우 하고 싶다 ② 하고 싶다 ③ 보통이다 ④ 하고 싶지 않다 ⑤ 전혀 하고 싶지 않다</w:t>
+            </w:r>
+          </w:p>
+          <w:p>
+            <w:pPr>
+              <w:spacing w:after="20" w:line="312" w:lineRule="auto"/>
+            </w:pPr>
+            <w:r>
+              <w:rPr>
+                <w:rFonts w:ascii="맑은 고딕" w:hAnsi="맑은 고딕" w:eastAsia="맑은 고딕"/>
+                <w:sz w:val="18"/>
+              </w:rPr>
+              <w:t>나머지 문항은 그대로입니다.</w:t>
+            </w:r>
+          </w:p>
+        </w:tc>
+      </w:tr>
+    </w:tbl>
+    <w:p>
+      <w:pPr>
+        <w:spacing w:after="40"/>
+      </w:pPr>
+    </w:p>
     <w:p>
       <w:pPr>
         <w:spacing w:before="0" w:after="40"/>
@@ -5593,6 +6623,20 @@
           <w:sz w:val="20"/>
         </w:rPr>
         <w:t>☐  다른 문항이 그대로인지 확인했다</w:t>
+      </w:r>
+    </w:p>
+    <w:p>
+      <w:pPr>
+        <w:spacing w:before="0" w:after="20"/>
+        <w:ind w:left="170"/>
+      </w:pPr>
+      <w:r>
+        <w:rPr>
+          <w:rFonts w:ascii="맑은 고딕" w:hAnsi="맑은 고딕" w:eastAsia="맑은 고딕"/>
+          <w:b w:val="0"/>
+          <w:sz w:val="20"/>
+        </w:rPr>
+        <w:t>☐  안내문에 걸리는 시간이 들어 있다</w:t>
       </w:r>
     </w:p>
     <w:p>
@@ -5987,6 +7031,201 @@
         <w:spacing w:after="40"/>
       </w:pPr>
     </w:p>
+    <w:tbl>
+      <w:tblPr>
+        <w:tblW w:type="auto" w:w="0"/>
+        <w:tblLayout w:type="fixed"/>
+        <w:tblLook w:firstColumn="1" w:firstRow="1" w:lastColumn="0" w:lastRow="0" w:noHBand="0" w:noVBand="1" w:val="04A0"/>
+      </w:tblPr>
+      <w:tblGrid>
+        <w:gridCol w:w="9638"/>
+      </w:tblGrid>
+      <w:tr>
+        <w:tc>
+          <w:tcPr>
+            <w:tcW w:type="dxa" w:w="9638"/>
+            <w:shd w:val="clear" w:color="auto" w:fill="F8FBFF"/>
+            <w:tcBorders>
+              <w:top w:val="single" w:sz="8" w:space="0" w:color="D7E2F5"/>
+              <w:left w:val="single" w:sz="8" w:space="0" w:color="D7E2F5"/>
+              <w:bottom w:val="single" w:sz="8" w:space="0" w:color="D7E2F5"/>
+              <w:right w:val="single" w:sz="8" w:space="0" w:color="D7E2F5"/>
+            </w:tcBorders>
+            <w:tcMar>
+              <w:top w:w="140" w:type="dxa"/>
+              <w:left w:w="140" w:type="dxa"/>
+              <w:bottom w:w="140" w:type="dxa"/>
+              <w:right w:w="140" w:type="dxa"/>
+            </w:tcMar>
+          </w:tcPr>
+          <w:p>
+            <w:pPr>
+              <w:spacing w:after="20" w:line="312" w:lineRule="auto"/>
+            </w:pPr>
+            <w:r/>
+            <w:r>
+              <w:rPr>
+                <w:rFonts w:ascii="맑은 고딕" w:hAnsi="맑은 고딕" w:eastAsia="맑은 고딕"/>
+                <w:b/>
+                <w:sz w:val="20"/>
+              </w:rPr>
+              <w:t>③ 빠진 질문 찾기</w:t>
+            </w:r>
+          </w:p>
+          <w:p>
+            <w:pPr>
+              <w:spacing w:after="20" w:line="312" w:lineRule="auto"/>
+            </w:pPr>
+            <w:r>
+              <w:rPr>
+                <w:rFonts w:ascii="맑은 고딕" w:hAnsi="맑은 고딕" w:eastAsia="맑은 고딕"/>
+                <w:sz w:val="20"/>
+              </w:rPr>
+              <w:t>이 설문에서 빠진 질문이 있는지 봐 줘.</w:t>
+            </w:r>
+          </w:p>
+          <w:p>
+            <w:pPr>
+              <w:spacing w:after="20" w:line="312" w:lineRule="auto"/>
+            </w:pPr>
+            <w:r>
+              <w:rPr>
+                <w:rFonts w:ascii="맑은 고딕" w:hAnsi="맑은 고딕" w:eastAsia="맑은 고딕"/>
+                <w:sz w:val="20"/>
+              </w:rPr>
+              <w:t>- 결정을 내리는 데 꼭 필요한데 내가 안 물어본 것이 있으면 알려 줘.</w:t>
+            </w:r>
+          </w:p>
+          <w:p>
+            <w:pPr>
+              <w:spacing w:after="20" w:line="312" w:lineRule="auto"/>
+            </w:pPr>
+            <w:r>
+              <w:rPr>
+                <w:rFonts w:ascii="맑은 고딕" w:hAnsi="맑은 고딕" w:eastAsia="맑은 고딕"/>
+                <w:sz w:val="20"/>
+              </w:rPr>
+              <w:t>- 문항을 늘리라는 말이 아니라, 지금 문항 중 하나와 바꿀 만한 것이 있는지 봐 줘.</w:t>
+            </w:r>
+          </w:p>
+          <w:p>
+            <w:pPr>
+              <w:spacing w:after="20" w:line="312" w:lineRule="auto"/>
+            </w:pPr>
+            <w:r>
+              <w:rPr>
+                <w:rFonts w:ascii="맑은 고딕" w:hAnsi="맑은 고딕" w:eastAsia="맑은 고딕"/>
+                <w:sz w:val="20"/>
+              </w:rPr>
+              <w:t>- 없으면 없다고 말해 줘.</w:t>
+            </w:r>
+          </w:p>
+        </w:tc>
+      </w:tr>
+    </w:tbl>
+    <w:p>
+      <w:pPr>
+        <w:spacing w:after="40"/>
+      </w:pPr>
+    </w:p>
+    <w:p>
+      <w:pPr>
+        <w:spacing w:before="0" w:after="40"/>
+      </w:pPr>
+      <w:r>
+        <w:rPr>
+          <w:rFonts w:ascii="맑은 고딕" w:hAnsi="맑은 고딕" w:eastAsia="맑은 고딕"/>
+          <w:b/>
+          <w:color w:val="5B6675"/>
+          <w:sz w:val="19"/>
+        </w:rPr>
+        <w:t>· 이런 답이 오면 정상입니다</w:t>
+      </w:r>
+    </w:p>
+    <w:tbl>
+      <w:tblPr>
+        <w:tblW w:type="auto" w:w="0"/>
+        <w:tblLayout w:type="fixed"/>
+        <w:tblLook w:firstColumn="1" w:firstRow="1" w:lastColumn="0" w:lastRow="0" w:noHBand="0" w:noVBand="1" w:val="04A0"/>
+      </w:tblPr>
+      <w:tblGrid>
+        <w:gridCol w:w="9638"/>
+      </w:tblGrid>
+      <w:tr>
+        <w:tc>
+          <w:tcPr>
+            <w:tcW w:type="dxa" w:w="9638"/>
+            <w:shd w:val="clear" w:color="auto" w:fill="FAFBFD"/>
+            <w:tcBorders>
+              <w:top w:val="single" w:sz="8" w:space="0" w:color="E2E6EC"/>
+              <w:left w:val="single" w:sz="8" w:space="0" w:color="E2E6EC"/>
+              <w:bottom w:val="single" w:sz="8" w:space="0" w:color="E2E6EC"/>
+              <w:right w:val="single" w:sz="8" w:space="0" w:color="E2E6EC"/>
+            </w:tcBorders>
+            <w:tcMar>
+              <w:top w:w="140" w:type="dxa"/>
+              <w:left w:w="140" w:type="dxa"/>
+              <w:bottom w:w="140" w:type="dxa"/>
+              <w:right w:w="140" w:type="dxa"/>
+            </w:tcMar>
+          </w:tcPr>
+          <w:p>
+            <w:pPr>
+              <w:spacing w:after="20" w:line="312" w:lineRule="auto"/>
+            </w:pPr>
+            <w:r/>
+            <w:r>
+              <w:rPr>
+                <w:rFonts w:ascii="맑은 고딕" w:hAnsi="맑은 고딕" w:eastAsia="맑은 고딕"/>
+                <w:sz w:val="18"/>
+              </w:rPr>
+              <w:t>| 번호 | 문제 | 이유 | 고친 문장 |</w:t>
+            </w:r>
+          </w:p>
+          <w:p>
+            <w:pPr>
+              <w:spacing w:after="20" w:line="312" w:lineRule="auto"/>
+            </w:pPr>
+            <w:r>
+              <w:rPr>
+                <w:rFonts w:ascii="맑은 고딕" w:hAnsi="맑은 고딕" w:eastAsia="맑은 고딕"/>
+                <w:sz w:val="18"/>
+              </w:rPr>
+              <w:t>| 2 | 유도 | ‘재미없는 줄다리기’가 답을 정해 놓음 | 각 종목을 얼마나 하고 싶은지 골라 주세요 |</w:t>
+            </w:r>
+          </w:p>
+          <w:p>
+            <w:pPr>
+              <w:spacing w:after="20" w:line="312" w:lineRule="auto"/>
+            </w:pPr>
+            <w:r>
+              <w:rPr>
+                <w:rFonts w:ascii="맑은 고딕" w:hAnsi="맑은 고딕" w:eastAsia="맑은 고딕"/>
+                <w:sz w:val="18"/>
+              </w:rPr>
+              <w:t>| 4 | 두 가지 | ‘안전하고 재미있는’을 한 번에 물음 | 안전과 재미를 따로 물음 |</w:t>
+            </w:r>
+          </w:p>
+          <w:p>
+            <w:pPr>
+              <w:spacing w:after="20" w:line="312" w:lineRule="auto"/>
+            </w:pPr>
+            <w:r>
+              <w:rPr>
+                <w:rFonts w:ascii="맑은 고딕" w:hAnsi="맑은 고딕" w:eastAsia="맑은 고딕"/>
+                <w:sz w:val="18"/>
+              </w:rPr>
+              <w:t>| 6 | 보기 겹침 | ‘운동’이 ‘피구’를 포함 | ‘운동’ 보기를 삭제 |</w:t>
+            </w:r>
+          </w:p>
+        </w:tc>
+      </w:tr>
+    </w:tbl>
+    <w:p>
+      <w:pPr>
+        <w:spacing w:after="40"/>
+      </w:pPr>
+    </w:p>
     <w:p>
       <w:pPr>
         <w:spacing w:before="0" w:after="40"/>
@@ -6700,6 +7939,236 @@
         <w:spacing w:after="40"/>
       </w:pPr>
     </w:p>
+    <w:tbl>
+      <w:tblPr>
+        <w:tblW w:type="auto" w:w="0"/>
+        <w:tblLayout w:type="fixed"/>
+        <w:tblLook w:firstColumn="1" w:firstRow="1" w:lastColumn="0" w:lastRow="0" w:noHBand="0" w:noVBand="1" w:val="04A0"/>
+      </w:tblPr>
+      <w:tblGrid>
+        <w:gridCol w:w="9638"/>
+      </w:tblGrid>
+      <w:tr>
+        <w:tc>
+          <w:tcPr>
+            <w:tcW w:type="dxa" w:w="9638"/>
+            <w:shd w:val="clear" w:color="auto" w:fill="F8FBFF"/>
+            <w:tcBorders>
+              <w:top w:val="single" w:sz="8" w:space="0" w:color="D7E2F5"/>
+              <w:left w:val="single" w:sz="8" w:space="0" w:color="D7E2F5"/>
+              <w:bottom w:val="single" w:sz="8" w:space="0" w:color="D7E2F5"/>
+              <w:right w:val="single" w:sz="8" w:space="0" w:color="D7E2F5"/>
+            </w:tcBorders>
+            <w:tcMar>
+              <w:top w:w="140" w:type="dxa"/>
+              <w:left w:w="140" w:type="dxa"/>
+              <w:bottom w:w="140" w:type="dxa"/>
+              <w:right w:w="140" w:type="dxa"/>
+            </w:tcMar>
+          </w:tcPr>
+          <w:p>
+            <w:pPr>
+              <w:spacing w:after="20" w:line="312" w:lineRule="auto"/>
+            </w:pPr>
+            <w:r/>
+            <w:r>
+              <w:rPr>
+                <w:rFonts w:ascii="맑은 고딕" w:hAnsi="맑은 고딕" w:eastAsia="맑은 고딕"/>
+                <w:b/>
+                <w:sz w:val="20"/>
+              </w:rPr>
+              <w:t>③ 숫자 나란히 대조하기</w:t>
+            </w:r>
+          </w:p>
+          <w:p>
+            <w:pPr>
+              <w:spacing w:after="20" w:line="312" w:lineRule="auto"/>
+            </w:pPr>
+            <w:r>
+              <w:rPr>
+                <w:rFonts w:ascii="맑은 고딕" w:hAnsi="맑은 고딕" w:eastAsia="맑은 고딕"/>
+                <w:sz w:val="20"/>
+              </w:rPr>
+              <w:t>내가 준 숫자와 네가 요약한 숫자를 한 표에 나란히 놓고 보여 줘.</w:t>
+            </w:r>
+          </w:p>
+          <w:p>
+            <w:pPr>
+              <w:spacing w:after="20" w:line="312" w:lineRule="auto"/>
+            </w:pPr>
+            <w:r>
+              <w:rPr>
+                <w:rFonts w:ascii="맑은 고딕" w:hAnsi="맑은 고딕" w:eastAsia="맑은 고딕"/>
+                <w:sz w:val="20"/>
+              </w:rPr>
+              <w:t>표 열: 문항 / 내가 준 숫자 / 네가 쓴 숫자 / 같은가</w:t>
+            </w:r>
+          </w:p>
+          <w:p>
+            <w:pPr>
+              <w:spacing w:after="20" w:line="312" w:lineRule="auto"/>
+            </w:pPr>
+            <w:r>
+              <w:rPr>
+                <w:rFonts w:ascii="맑은 고딕" w:hAnsi="맑은 고딕" w:eastAsia="맑은 고딕"/>
+                <w:sz w:val="20"/>
+              </w:rPr>
+              <w:t>다른 곳이 있으면 ‘다름’이라고 표시해 줘.</w:t>
+            </w:r>
+          </w:p>
+        </w:tc>
+      </w:tr>
+    </w:tbl>
+    <w:p>
+      <w:pPr>
+        <w:spacing w:after="40"/>
+      </w:pPr>
+    </w:p>
+    <w:p>
+      <w:pPr>
+        <w:spacing w:before="0" w:after="40"/>
+      </w:pPr>
+      <w:r>
+        <w:rPr>
+          <w:rFonts w:ascii="맑은 고딕" w:hAnsi="맑은 고딕" w:eastAsia="맑은 고딕"/>
+          <w:b/>
+          <w:color w:val="5B6675"/>
+          <w:sz w:val="19"/>
+        </w:rPr>
+        <w:t>· 이런 답이 오면 정상입니다</w:t>
+      </w:r>
+    </w:p>
+    <w:tbl>
+      <w:tblPr>
+        <w:tblW w:type="auto" w:w="0"/>
+        <w:tblLayout w:type="fixed"/>
+        <w:tblLook w:firstColumn="1" w:firstRow="1" w:lastColumn="0" w:lastRow="0" w:noHBand="0" w:noVBand="1" w:val="04A0"/>
+      </w:tblPr>
+      <w:tblGrid>
+        <w:gridCol w:w="9638"/>
+      </w:tblGrid>
+      <w:tr>
+        <w:tc>
+          <w:tcPr>
+            <w:tcW w:type="dxa" w:w="9638"/>
+            <w:shd w:val="clear" w:color="auto" w:fill="FAFBFD"/>
+            <w:tcBorders>
+              <w:top w:val="single" w:sz="8" w:space="0" w:color="E2E6EC"/>
+              <w:left w:val="single" w:sz="8" w:space="0" w:color="E2E6EC"/>
+              <w:bottom w:val="single" w:sz="8" w:space="0" w:color="E2E6EC"/>
+              <w:right w:val="single" w:sz="8" w:space="0" w:color="E2E6EC"/>
+            </w:tcBorders>
+            <w:tcMar>
+              <w:top w:w="140" w:type="dxa"/>
+              <w:left w:w="140" w:type="dxa"/>
+              <w:bottom w:w="140" w:type="dxa"/>
+              <w:right w:w="140" w:type="dxa"/>
+            </w:tcMar>
+          </w:tcPr>
+          <w:p>
+            <w:pPr>
+              <w:spacing w:after="20" w:line="312" w:lineRule="auto"/>
+            </w:pPr>
+            <w:r/>
+            <w:r>
+              <w:rPr>
+                <w:rFonts w:ascii="맑은 고딕" w:hAnsi="맑은 고딕" w:eastAsia="맑은 고딕"/>
+                <w:sz w:val="18"/>
+              </w:rPr>
+              <w:t>| 문항 | 가장 많은 답 | 수 |</w:t>
+            </w:r>
+          </w:p>
+          <w:p>
+            <w:pPr>
+              <w:spacing w:after="20" w:line="312" w:lineRule="auto"/>
+            </w:pPr>
+            <w:r>
+              <w:rPr>
+                <w:rFonts w:ascii="맑은 고딕" w:hAnsi="맑은 고딕" w:eastAsia="맑은 고딕"/>
+                <w:sz w:val="18"/>
+              </w:rPr>
+              <w:t>| 1. 하고 싶은 종목 | 피구 | 11 |</w:t>
+            </w:r>
+          </w:p>
+          <w:p>
+            <w:pPr>
+              <w:spacing w:after="20" w:line="312" w:lineRule="auto"/>
+            </w:pPr>
+            <w:r>
+              <w:rPr>
+                <w:rFonts w:ascii="맑은 고딕" w:hAnsi="맑은 고딕" w:eastAsia="맑은 고딕"/>
+                <w:sz w:val="18"/>
+              </w:rPr>
+              <w:t>| 3. 하기 싫은 종목 | 줄다리기 | 9 |</w:t>
+            </w:r>
+          </w:p>
+          <w:p>
+            <w:pPr>
+              <w:spacing w:after="20" w:line="312" w:lineRule="auto"/>
+            </w:pPr>
+            <w:r>
+              <w:rPr>
+                <w:rFonts w:ascii="맑은 고딕" w:hAnsi="맑은 고딕" w:eastAsia="맑은 고딕"/>
+                <w:sz w:val="18"/>
+              </w:rPr>
+            </w:r>
+          </w:p>
+          <w:p>
+            <w:pPr>
+              <w:spacing w:after="20" w:line="312" w:lineRule="auto"/>
+            </w:pPr>
+            <w:r>
+              <w:rPr>
+                <w:rFonts w:ascii="맑은 고딕" w:hAnsi="맑은 고딕" w:eastAsia="맑은 고딕"/>
+                <w:sz w:val="18"/>
+              </w:rPr>
+              <w:t>눈에 띄는 점</w:t>
+            </w:r>
+          </w:p>
+          <w:p>
+            <w:pPr>
+              <w:spacing w:after="20" w:line="312" w:lineRule="auto"/>
+            </w:pPr>
+            <w:r>
+              <w:rPr>
+                <w:rFonts w:ascii="맑은 고딕" w:hAnsi="맑은 고딕" w:eastAsia="맑은 고딕"/>
+                <w:sz w:val="18"/>
+              </w:rPr>
+              <w:t>- 피구가 24명 중 11명으로 가장 많지만 절반은 넘지 않습니다.</w:t>
+            </w:r>
+          </w:p>
+          <w:p>
+            <w:pPr>
+              <w:spacing w:after="20" w:line="312" w:lineRule="auto"/>
+            </w:pPr>
+            <w:r>
+              <w:rPr>
+                <w:rFonts w:ascii="맑은 고딕" w:hAnsi="맑은 고딕" w:eastAsia="맑은 고딕"/>
+                <w:sz w:val="18"/>
+              </w:rPr>
+              <w:t>- 줄다리기는 하고 싶다(4)와 하기 싫다(9)로 갈립니다.</w:t>
+            </w:r>
+          </w:p>
+          <w:p>
+            <w:pPr>
+              <w:spacing w:after="20" w:line="312" w:lineRule="auto"/>
+            </w:pPr>
+            <w:r>
+              <w:rPr>
+                <w:rFonts w:ascii="맑은 고딕" w:hAnsi="맑은 고딕" w:eastAsia="맑은 고딕"/>
+                <w:sz w:val="18"/>
+              </w:rPr>
+              <w:t>- 참여 의향은 자료 없음 (응답을 주지 않으셨습니다).</w:t>
+            </w:r>
+          </w:p>
+        </w:tc>
+      </w:tr>
+    </w:tbl>
+    <w:p>
+      <w:pPr>
+        <w:spacing w:after="40"/>
+      </w:pPr>
+    </w:p>
     <w:p>
       <w:pPr>
         <w:spacing w:before="0" w:after="40"/>
@@ -7108,6 +8577,20 @@
           <w:sz w:val="20"/>
         </w:rPr>
         <w:t>☐  과장된 표현을 찾아냈다</w:t>
+      </w:r>
+    </w:p>
+    <w:p>
+      <w:pPr>
+        <w:spacing w:before="0" w:after="20"/>
+        <w:ind w:left="170"/>
+      </w:pPr>
+      <w:r>
+        <w:rPr>
+          <w:rFonts w:ascii="맑은 고딕" w:hAnsi="맑은 고딕" w:eastAsia="맑은 고딕"/>
+          <w:b w:val="0"/>
+          <w:sz w:val="20"/>
+        </w:rPr>
+        <w:t>☐  내가 준 숫자와 AI 요약을 표로 대조했다</w:t>
       </w:r>
     </w:p>
     <w:p>
